--- a/projects/LonghornERP/export/LonghornERP_SRS_HRPayroll.docx
+++ b/projects/LonghornERP/export/LonghornERP_SRS_HRPayroll.docx
@@ -443,7 +443,7 @@
         <w:pStyle w:val="FirstParagraph"/>
       </w:pPr>
       <w:r>
-        <w:t xml:space="preserve">This Software Requirements Specification (SRS) defines all functional and non-functional requirements for the Human Resources (HR) and Payroll module of Longhorn ERP. The document targets software engineers, QA analysts, and system architects responsible for implementing and verifying this module. All requirements are prospective and use the prescriptive form "The system shall...".</w:t>
+        <w:t xml:space="preserve">This Software Requirements Specification (SRS) defines all functional and non-functional requirements for the Human Resources (HR) and Payroll module of Longhorn ERP. The document targets software engineers, QA analysts, system architects, and business stakeholders responsible for implementing and verifying this module. All requirements are prospective and use the prescriptive form "The system shall...".</w:t>
       </w:r>
     </w:p>
     <w:bookmarkEnd w:id="21"/>
@@ -461,7 +461,7 @@
         <w:pStyle w:val="FirstParagraph"/>
       </w:pPr>
       <w:r>
-        <w:t xml:space="preserve">The HR and Payroll module governs the full employee lifecycle within Longhorn ERP: employee master data, organisational structure, leave management, attendance, payroll computation, statutory deductions, payslip generation, and bank/mobile-money salary disbursement.</w:t>
+        <w:t xml:space="preserve">The HR and Payroll module governs the full employee lifecycle within Longhorn ERP: employee master data, organisational structure, job and position governance, leave management, attendance, payroll computation, payroll-governance controls, statutory deductions, payslip generation, manager and employee self-service, operational people analytics, and bank/mobile-money salary disbursement.</w:t>
       </w:r>
     </w:p>
     <w:p>
@@ -562,10 +562,47 @@
     </w:p>
     <w:p>
       <w:pPr>
+        <w:pStyle w:val="Compact"/>
+        <w:numPr>
+          <w:ilvl w:val="0"/>
+          <w:numId w:val="1001"/>
+        </w:numPr>
+      </w:pPr>
+      <w:r>
+        <w:rPr>
+          <w:b/>
+          <w:bCs/>
+        </w:rPr>
+        <w:t xml:space="preserve">Localisation Engine</w:t>
+      </w:r>
+      <w:r>
+        <w:t xml:space="preserve"> </w:t>
+      </w:r>
+      <w:r>
+        <w:t xml:space="preserve">— jurisdiction-specific payroll statutory settings and filing routes are applied per tenant profile.</w:t>
+      </w:r>
+    </w:p>
+    <w:p>
+      <w:pPr>
         <w:pStyle w:val="FirstParagraph"/>
       </w:pPr>
       <w:r>
-        <w:t xml:space="preserve">The module does not cover sales commissions (Sales Agents module), procurement, or financial accounting beyond payroll GL posting.</w:t>
+        <w:t xml:space="preserve">The module does not cover sales commissions (Sales Agents module), procurement, or financial accounting beyond payroll GL posting. Full recruiting, learning, succession, and broad talent-suite capabilities remain outside the current</w:t>
+      </w:r>
+      <w:r>
+        <w:t xml:space="preserve"> </w:t>
+      </w:r>
+      <w:r>
+        <w:rPr>
+          <w:rStyle w:val="VerbatimChar"/>
+        </w:rPr>
+        <w:t xml:space="preserve">HR_PAYROLL</w:t>
+      </w:r>
+      <w:r>
+        <w:t xml:space="preserve"> </w:t>
+      </w:r>
+      <w:r>
+        <w:t xml:space="preserve">scope unless explicitly added in a future module set.</w:t>
       </w:r>
     </w:p>
     <w:bookmarkEnd w:id="22"/>
@@ -707,6 +744,54 @@
             </w:pPr>
             <w:r>
               <w:t xml:space="preserve">Audit-ready payroll records retained per jurisdictional statutory requirements.</w:t>
+            </w:r>
+          </w:p>
+        </w:tc>
+      </w:tr>
+      <w:tr>
+        <w:tc>
+          <w:tcPr/>
+          <w:p>
+            <w:pPr>
+              <w:pStyle w:val="Compact"/>
+            </w:pPr>
+            <w:r>
+              <w:t xml:space="preserve">BG-005</w:t>
+            </w:r>
+          </w:p>
+        </w:tc>
+        <w:tc>
+          <w:tcPr/>
+          <w:p>
+            <w:pPr>
+              <w:pStyle w:val="Compact"/>
+            </w:pPr>
+            <w:r>
+              <w:t xml:space="preserve">Governed workforce structures, job and position controls, and accountable manager participation in workforce transactions.</w:t>
+            </w:r>
+          </w:p>
+        </w:tc>
+      </w:tr>
+      <w:tr>
+        <w:tc>
+          <w:tcPr/>
+          <w:p>
+            <w:pPr>
+              <w:pStyle w:val="Compact"/>
+            </w:pPr>
+            <w:r>
+              <w:t xml:space="preserve">BG-006</w:t>
+            </w:r>
+          </w:p>
+        </w:tc>
+        <w:tc>
+          <w:tcPr/>
+          <w:p>
+            <w:pPr>
+              <w:pStyle w:val="Compact"/>
+            </w:pPr>
+            <w:r>
+              <w:t xml:space="preserve">Reduced payroll-operating risk through controlled calendars, validation, variance review, and release governance.</w:t>
             </w:r>
           </w:p>
         </w:tc>
@@ -1456,6 +1541,78 @@
               <w:pStyle w:val="Compact"/>
             </w:pPr>
             <w:r>
+              <w:t xml:space="preserve">2A</w:t>
+            </w:r>
+          </w:p>
+        </w:tc>
+        <w:tc>
+          <w:tcPr/>
+          <w:p>
+            <w:pPr>
+              <w:pStyle w:val="Compact"/>
+            </w:pPr>
+            <w:r>
+              <w:t xml:space="preserve">Position and Workforce Governance</w:t>
+            </w:r>
+          </w:p>
+        </w:tc>
+      </w:tr>
+      <w:tr>
+        <w:tc>
+          <w:tcPr/>
+          <w:p>
+            <w:pPr>
+              <w:pStyle w:val="Compact"/>
+            </w:pPr>
+            <w:r>
+              <w:t xml:space="preserve">6A</w:t>
+            </w:r>
+          </w:p>
+        </w:tc>
+        <w:tc>
+          <w:tcPr/>
+          <w:p>
+            <w:pPr>
+              <w:pStyle w:val="Compact"/>
+            </w:pPr>
+            <w:r>
+              <w:t xml:space="preserve">Payroll Governance and Controls</w:t>
+            </w:r>
+          </w:p>
+        </w:tc>
+      </w:tr>
+      <w:tr>
+        <w:tc>
+          <w:tcPr/>
+          <w:p>
+            <w:pPr>
+              <w:pStyle w:val="Compact"/>
+            </w:pPr>
+            <w:r>
+              <w:t xml:space="preserve">10A</w:t>
+            </w:r>
+          </w:p>
+        </w:tc>
+        <w:tc>
+          <w:tcPr/>
+          <w:p>
+            <w:pPr>
+              <w:pStyle w:val="Compact"/>
+            </w:pPr>
+            <w:r>
+              <w:t xml:space="preserve">Manager Self-Service and Workforce Analytics</w:t>
+            </w:r>
+          </w:p>
+        </w:tc>
+      </w:tr>
+      <w:tr>
+        <w:tc>
+          <w:tcPr/>
+          <w:p>
+            <w:pPr>
+              <w:pStyle w:val="Compact"/>
+            </w:pPr>
+            <w:r>
               <w:t xml:space="preserve">11</w:t>
             </w:r>
           </w:p>
@@ -1731,16 +1888,175 @@
     </w:p>
     <w:bookmarkEnd w:id="31"/>
     <w:bookmarkEnd w:id="32"/>
-    <w:bookmarkStart w:id="36" w:name="leave-management"/>
+    <w:bookmarkStart w:id="33" w:name="position-and-workforce-governance"/>
     <w:p>
       <w:pPr>
         <w:pStyle w:val="Heading1"/>
       </w:pPr>
       <w:r>
+        <w:t xml:space="preserve">Position and Workforce Governance</w:t>
+      </w:r>
+    </w:p>
+    <w:p>
+      <w:pPr>
+        <w:pStyle w:val="FirstParagraph"/>
+      </w:pPr>
+      <w:r>
+        <w:t xml:space="preserve">This section strengthens the HR core beyond basic employee records. It defines the governed structures required for manager accountability, headcount control, and effective-dated workforce truth.</w:t>
+      </w:r>
+    </w:p>
+    <w:p>
+      <w:pPr>
+        <w:pStyle w:val="BodyText"/>
+      </w:pPr>
+      <w:r>
+        <w:rPr>
+          <w:b/>
+          <w:bCs/>
+        </w:rPr>
+        <w:t xml:space="preserve">FR-HR-070</w:t>
+      </w:r>
+      <w:r>
+        <w:t xml:space="preserve"> </w:t>
+      </w:r>
+      <w:r>
+        <w:t xml:space="preserve">- The system shall allow an authorised HR administrator to define a job architecture consisting of job families, job levels, grades, and approved job titles, and every employee assignment shall reference an active job-architecture record.</w:t>
+      </w:r>
+    </w:p>
+    <w:p>
+      <w:pPr>
+        <w:pStyle w:val="BodyText"/>
+      </w:pPr>
+      <w:r>
+        <w:rPr>
+          <w:b/>
+          <w:bCs/>
+        </w:rPr>
+        <w:t xml:space="preserve">FR-HR-071</w:t>
+      </w:r>
+      <w:r>
+        <w:t xml:space="preserve"> </w:t>
+      </w:r>
+      <w:r>
+        <w:t xml:space="preserve">- When position control is enabled for a tenant, the system shall require every active employee assignment to be linked to an approved position record containing at minimum: position code, job title, department, branch, reporting manager position, planned cost centre, and budget status.</w:t>
+      </w:r>
+    </w:p>
+    <w:p>
+      <w:pPr>
+        <w:pStyle w:val="BodyText"/>
+      </w:pPr>
+      <w:r>
+        <w:rPr>
+          <w:b/>
+          <w:bCs/>
+        </w:rPr>
+        <w:t xml:space="preserve">FR-HR-072</w:t>
+      </w:r>
+      <w:r>
+        <w:t xml:space="preserve"> </w:t>
+      </w:r>
+      <w:r>
+        <w:t xml:space="preserve">- The system shall store all employee organisational assignments, manager changes, grade changes, and position changes as effective-dated records such that the platform can reconstruct what was true for any employee on any historical date.</w:t>
+      </w:r>
+    </w:p>
+    <w:p>
+      <w:pPr>
+        <w:pStyle w:val="BodyText"/>
+      </w:pPr>
+      <w:r>
+        <w:rPr>
+          <w:b/>
+          <w:bCs/>
+        </w:rPr>
+        <w:t xml:space="preserve">FR-HR-073</w:t>
+      </w:r>
+      <w:r>
+        <w:t xml:space="preserve"> </w:t>
+      </w:r>
+      <w:r>
+        <w:t xml:space="preserve">- When an authorised user submits a position change, transfer, promotion, or salary-grade change, the system shall route the request through an approval workflow that records initiator, approver, effective date, reason code, and approval outcome before the change becomes active.</w:t>
+      </w:r>
+    </w:p>
+    <w:p>
+      <w:pPr>
+        <w:pStyle w:val="BodyText"/>
+      </w:pPr>
+      <w:r>
+        <w:rPr>
+          <w:b/>
+          <w:bCs/>
+        </w:rPr>
+        <w:t xml:space="preserve">FR-HR-074</w:t>
+      </w:r>
+      <w:r>
+        <w:t xml:space="preserve"> </w:t>
+      </w:r>
+      <w:r>
+        <w:t xml:space="preserve">- The system shall provide an onboarding checklist workflow for each newly hired employee, with checklist items assignable to HR, IT, Finance, Procurement, and the line manager; the employee status shall remain</w:t>
+      </w:r>
+      <w:r>
+        <w:t xml:space="preserve"> </w:t>
+      </w:r>
+      <w:r>
+        <w:rPr>
+          <w:rStyle w:val="VerbatimChar"/>
+        </w:rPr>
+        <w:t xml:space="preserve">pending_onboarding</w:t>
+      </w:r>
+      <w:r>
+        <w:t xml:space="preserve"> </w:t>
+      </w:r>
+      <w:r>
+        <w:t xml:space="preserve">until all mandatory checklist items are completed or explicitly waived by an authorised approver.</w:t>
+      </w:r>
+    </w:p>
+    <w:p>
+      <w:pPr>
+        <w:pStyle w:val="BodyText"/>
+      </w:pPr>
+      <w:r>
+        <w:rPr>
+          <w:b/>
+          <w:bCs/>
+        </w:rPr>
+        <w:t xml:space="preserve">FR-HR-075</w:t>
+      </w:r>
+      <w:r>
+        <w:t xml:space="preserve"> </w:t>
+      </w:r>
+      <w:r>
+        <w:t xml:space="preserve">- The system shall support probation management by storing probation start date, expected confirmation date, reviewer, decision status, and decision notes, and it shall notify the responsible manager and HR officer 14 calendar days before the confirmation decision is due.</w:t>
+      </w:r>
+    </w:p>
+    <w:p>
+      <w:pPr>
+        <w:pStyle w:val="BodyText"/>
+      </w:pPr>
+      <w:r>
+        <w:rPr>
+          <w:b/>
+          <w:bCs/>
+        </w:rPr>
+        <w:t xml:space="preserve">FR-HR-076</w:t>
+      </w:r>
+      <w:r>
+        <w:t xml:space="preserve"> </w:t>
+      </w:r>
+      <w:r>
+        <w:t xml:space="preserve">- The system shall provide a manager-initiated workforce transaction workbench through which an authorised line manager may submit requests for leave approval, transfer, confirmation, disciplinary status change, or compensation change only for employees within that manager's current reporting scope.</w:t>
+      </w:r>
+    </w:p>
+    <w:bookmarkEnd w:id="33"/>
+    <w:bookmarkStart w:id="37" w:name="leave-management"/>
+    <w:p>
+      <w:pPr>
+        <w:pStyle w:val="Heading1"/>
+      </w:pPr>
+      <w:r>
         <w:t xml:space="preserve">Leave Management</w:t>
       </w:r>
     </w:p>
-    <w:bookmarkStart w:id="33" w:name="Xf7b11d2cdb2016be07819afd827c37cab3f9e16"/>
+    <w:bookmarkStart w:id="34" w:name="Xf7b11d2cdb2016be07819afd827c37cab3f9e16"/>
     <w:p>
       <w:pPr>
         <w:pStyle w:val="Heading2"/>
@@ -1818,8 +2134,8 @@
         <w:t xml:space="preserve">— When an employee's fixed-term contract expires without full leave liquidation, the system shall flag the outstanding leave balance for cash-out computation in the exit management workflow.</w:t>
       </w:r>
     </w:p>
-    <w:bookmarkEnd w:id="33"/>
-    <w:bookmarkStart w:id="34" w:name="X7620111378e60c67b426c86bfcb6b70809254b4"/>
+    <w:bookmarkEnd w:id="34"/>
+    <w:bookmarkStart w:id="35" w:name="X7620111378e60c67b426c86bfcb6b70809254b4"/>
     <w:p>
       <w:pPr>
         <w:pStyle w:val="Heading2"/>
@@ -1900,8 +2216,8 @@
         <w:t xml:space="preserve">— When a leave request is rejected, the system shall restore the leave balance to its pre-request value and notify the employee of the rejection with the rejector's recorded reason.</w:t>
       </w:r>
     </w:p>
-    <w:bookmarkEnd w:id="34"/>
-    <w:bookmarkStart w:id="35" w:name="X20fbf47e1892317b10ee80ecdca52d1be189202"/>
+    <w:bookmarkEnd w:id="35"/>
+    <w:bookmarkStart w:id="36" w:name="X20fbf47e1892317b10ee80ecdca52d1be189202"/>
     <w:p>
       <w:pPr>
         <w:pStyle w:val="Heading2"/>
@@ -1946,9 +2262,9 @@
         <w:t xml:space="preserve">— The system shall provide a leave calendar view displaying all approved leave requests across a department for a selected month, allowing managers to identify staffing gaps before approving further requests.</w:t>
       </w:r>
     </w:p>
-    <w:bookmarkEnd w:id="35"/>
     <w:bookmarkEnd w:id="36"/>
-    <w:bookmarkStart w:id="40" w:name="attendance"/>
+    <w:bookmarkEnd w:id="37"/>
+    <w:bookmarkStart w:id="41" w:name="attendance"/>
     <w:p>
       <w:pPr>
         <w:pStyle w:val="Heading1"/>
@@ -1957,7 +2273,7 @@
         <w:t xml:space="preserve">Attendance</w:t>
       </w:r>
     </w:p>
-    <w:bookmarkStart w:id="37" w:name="Xa728f4c7a71ac759f82077226d4ff83a5160e60"/>
+    <w:bookmarkStart w:id="38" w:name="Xa728f4c7a71ac759f82077226d4ff83a5160e60"/>
     <w:p>
       <w:pPr>
         <w:pStyle w:val="Heading2"/>
@@ -2032,8 +2348,8 @@
         <w:t xml:space="preserve">— When an employee clocks in via the mobile application, the system shall record the GPS coordinates and compare them to the tenant's configured work location geofence (radius configurable, default 200 m); if the clock-in location falls outside the geofence, the system shall flag the record for supervisor review but shall not prevent the clock-in.</w:t>
       </w:r>
     </w:p>
-    <w:bookmarkEnd w:id="37"/>
-    <w:bookmarkStart w:id="38" w:name="X79c55fc17559eb5c73babbb7b1f031f8d9796e1"/>
+    <w:bookmarkEnd w:id="38"/>
+    <w:bookmarkStart w:id="39" w:name="X79c55fc17559eb5c73babbb7b1f031f8d9796e1"/>
     <w:p>
       <w:pPr>
         <w:pStyle w:val="Heading2"/>
@@ -2251,8 +2567,8 @@
         <w:t xml:space="preserve">and flag the record for approval by the line manager before payroll inclusion.</w:t>
       </w:r>
     </w:p>
-    <w:bookmarkEnd w:id="38"/>
-    <w:bookmarkStart w:id="39" w:name="Xc2b011ba0140382e85c18368f7aa0c24b16d51b"/>
+    <w:bookmarkEnd w:id="39"/>
+    <w:bookmarkStart w:id="40" w:name="Xc2b011ba0140382e85c18368f7aa0c24b16d51b"/>
     <w:p>
       <w:pPr>
         <w:pStyle w:val="Heading2"/>
@@ -2297,9 +2613,9 @@
         <w:t xml:space="preserve">— The system shall generate a late-arrivals and absenteeism report per department, sortable by frequency, to support HR disciplinary workflows.</w:t>
       </w:r>
     </w:p>
-    <w:bookmarkEnd w:id="39"/>
     <w:bookmarkEnd w:id="40"/>
-    <w:bookmarkStart w:id="44" w:name="payroll-configuration"/>
+    <w:bookmarkEnd w:id="41"/>
+    <w:bookmarkStart w:id="45" w:name="payroll-configuration"/>
     <w:p>
       <w:pPr>
         <w:pStyle w:val="Heading1"/>
@@ -2308,7 +2624,7 @@
         <w:t xml:space="preserve">Payroll Configuration</w:t>
       </w:r>
     </w:p>
-    <w:bookmarkStart w:id="41" w:name="Xf71994cbdf35cc221fe101c39cb98400d991c68"/>
+    <w:bookmarkStart w:id="42" w:name="Xf71994cbdf35cc221fe101c39cb98400d991c68"/>
     <w:p>
       <w:pPr>
         <w:pStyle w:val="Heading2"/>
@@ -2371,8 +2687,8 @@
         <w:t xml:space="preserve">— When a tenant activates a country profile (Uganda, Kenya, Tanzania, Rwanda), the system shall auto-enable the statutory elements and tax bands for that country and suppress those of all other countries in the payroll computation.</w:t>
       </w:r>
     </w:p>
-    <w:bookmarkEnd w:id="41"/>
-    <w:bookmarkStart w:id="42" w:name="X8e555901d930d128307e0f6d8384a14277129e4"/>
+    <w:bookmarkEnd w:id="42"/>
+    <w:bookmarkStart w:id="43" w:name="X8e555901d930d128307e0f6d8384a14277129e4"/>
     <w:p>
       <w:pPr>
         <w:pStyle w:val="Heading2"/>
@@ -2417,8 +2733,8 @@
         <w:t xml:space="preserve">— When a payroll element assignment's end date is reached, the system shall automatically exclude the element from subsequent payroll runs without requiring manual intervention.</w:t>
       </w:r>
     </w:p>
-    <w:bookmarkEnd w:id="42"/>
-    <w:bookmarkStart w:id="43" w:name="X86982ad92bb05c0072db89f058e6ebc8e20574d"/>
+    <w:bookmarkEnd w:id="43"/>
+    <w:bookmarkStart w:id="44" w:name="X86982ad92bb05c0072db89f058e6ebc8e20574d"/>
     <w:p>
       <w:pPr>
         <w:pStyle w:val="Heading2"/>
@@ -2463,9 +2779,9 @@
         <w:t xml:space="preserve">— When a pay period is closed, the system shall prevent further modifications to payroll records for that period; any adjustment shall require creation of a payroll adjustment batch in the next open period.</w:t>
       </w:r>
     </w:p>
-    <w:bookmarkEnd w:id="43"/>
     <w:bookmarkEnd w:id="44"/>
-    <w:bookmarkStart w:id="49" w:name="payroll-run-and-statutory-deductions"/>
+    <w:bookmarkEnd w:id="45"/>
+    <w:bookmarkStart w:id="50" w:name="payroll-run-and-statutory-deductions"/>
     <w:p>
       <w:pPr>
         <w:pStyle w:val="Heading1"/>
@@ -2474,7 +2790,7 @@
         <w:t xml:space="preserve">Payroll Run and Statutory Deductions</w:t>
       </w:r>
     </w:p>
-    <w:bookmarkStart w:id="45" w:name="Xe3208e6dfff2e863afb4bab820f5eea6bc62ad3"/>
+    <w:bookmarkStart w:id="46" w:name="Xe3208e6dfff2e863afb4bab820f5eea6bc62ad3"/>
     <w:p>
       <w:pPr>
         <w:pStyle w:val="Heading2"/>
@@ -2689,8 +3005,8 @@
         <w:t xml:space="preserve">— When the payroll run encounters an employee with a negative net pay (deductions exceed gross), the system shall flag that employee record in the payroll summary, prevent posting until the issue is resolved, and display a descriptive error identifying which deductions caused the shortfall.</w:t>
       </w:r>
     </w:p>
-    <w:bookmarkEnd w:id="45"/>
-    <w:bookmarkStart w:id="46" w:name="X81366bab2a44f08e4cc9ae1e19c26cd34fc757c"/>
+    <w:bookmarkEnd w:id="46"/>
+    <w:bookmarkStart w:id="47" w:name="X81366bab2a44f08e4cc9ae1e19c26cd34fc757c"/>
     <w:p>
       <w:pPr>
         <w:pStyle w:val="Heading2"/>
@@ -2947,8 +3263,8 @@
         <w:t xml:space="preserve">— The system shall apply equivalent band-based PAYE calculation for Kenya (PAYE + NHIF), Tanzania (PAYE + PSSSF), and Rwanda (PAYE + RSSB) when the respective country profile is active; each country's bands and rates shall be independently configurable.</w:t>
       </w:r>
     </w:p>
-    <w:bookmarkEnd w:id="46"/>
-    <w:bookmarkStart w:id="47" w:name="X712e72495f2c641f6d207627c0417d74611b070"/>
+    <w:bookmarkEnd w:id="47"/>
+    <w:bookmarkStart w:id="48" w:name="X712e72495f2c641f6d207627c0417d74611b070"/>
     <w:p>
       <w:pPr>
         <w:pStyle w:val="Heading2"/>
@@ -3195,8 +3511,8 @@
         <w:t xml:space="preserve">— The system shall calculate the Uganda NITA levy as a fixed monthly amount per employee, configurable by the administrator; the NITA levy shall be reported separately on the NSSF employer schedule.</w:t>
       </w:r>
     </w:p>
-    <w:bookmarkEnd w:id="47"/>
-    <w:bookmarkStart w:id="48" w:name="Xfc2e3b8733b244dbcf03fe8b2240b0fb7df996e"/>
+    <w:bookmarkEnd w:id="48"/>
+    <w:bookmarkStart w:id="49" w:name="Xfc2e3b8733b244dbcf03fe8b2240b0fb7df996e"/>
     <w:p>
       <w:pPr>
         <w:pStyle w:val="Heading2"/>
@@ -3241,18 +3557,177 @@
         <w:t xml:space="preserve">— Payroll journal entries shall carry the payroll run ID as a reference, enabling drill-down from the GL to the originating payroll run.</w:t>
       </w:r>
     </w:p>
-    <w:bookmarkEnd w:id="48"/>
     <w:bookmarkEnd w:id="49"/>
-    <w:bookmarkStart w:id="53" w:name="payslips-and-salary-disbursement"/>
+    <w:bookmarkEnd w:id="50"/>
+    <w:bookmarkStart w:id="51" w:name="payroll-governance-and-controls"/>
     <w:p>
       <w:pPr>
         <w:pStyle w:val="Heading1"/>
       </w:pPr>
       <w:r>
+        <w:t xml:space="preserve">Payroll Governance and Controls</w:t>
+      </w:r>
+    </w:p>
+    <w:p>
+      <w:pPr>
+        <w:pStyle w:val="FirstParagraph"/>
+      </w:pPr>
+      <w:r>
+        <w:t xml:space="preserve">This section defines the controls that make payroll a governed operating rhythm rather than a single batch calculation.</w:t>
+      </w:r>
+    </w:p>
+    <w:p>
+      <w:pPr>
+        <w:pStyle w:val="BodyText"/>
+      </w:pPr>
+      <w:r>
+        <w:rPr>
+          <w:b/>
+          <w:bCs/>
+        </w:rPr>
+        <w:t xml:space="preserve">FR-HR-077</w:t>
+      </w:r>
+      <w:r>
+        <w:t xml:space="preserve"> </w:t>
+      </w:r>
+      <w:r>
+        <w:t xml:space="preserve">- The system shall allow an authorised payroll administrator to configure a payroll calendar per pay group, including period open date, cut-off date, approval deadline, payment date, and statutory submission target date.</w:t>
+      </w:r>
+    </w:p>
+    <w:p>
+      <w:pPr>
+        <w:pStyle w:val="BodyText"/>
+      </w:pPr>
+      <w:r>
+        <w:rPr>
+          <w:b/>
+          <w:bCs/>
+        </w:rPr>
+        <w:t xml:space="preserve">FR-HR-078</w:t>
+      </w:r>
+      <w:r>
+        <w:t xml:space="preserve"> </w:t>
+      </w:r>
+      <w:r>
+        <w:t xml:space="preserve">- Before a payroll run may be submitted for approval, the system shall generate a payroll validation pack listing at minimum: employees with missing bank or mobile-money payment details, missing statutory identifiers, unapproved attendance exceptions, negative net-pay results, duplicate element assignments, and changes in gross pay greater than a tenant-defined variance threshold.</w:t>
+      </w:r>
+    </w:p>
+    <w:p>
+      <w:pPr>
+        <w:pStyle w:val="BodyText"/>
+      </w:pPr>
+      <w:r>
+        <w:rPr>
+          <w:b/>
+          <w:bCs/>
+        </w:rPr>
+        <w:t xml:space="preserve">FR-HR-079</w:t>
+      </w:r>
+      <w:r>
+        <w:t xml:space="preserve"> </w:t>
+      </w:r>
+      <w:r>
+        <w:t xml:space="preserve">- The system shall produce a payroll variance review comparing the current run against the most recent prior approved run for the same pay group, showing per-employee and aggregate changes in gross pay, deductions, net pay, headcount, and statutory totals.</w:t>
+      </w:r>
+    </w:p>
+    <w:p>
+      <w:pPr>
+        <w:pStyle w:val="BodyText"/>
+      </w:pPr>
+      <w:r>
+        <w:rPr>
+          <w:b/>
+          <w:bCs/>
+        </w:rPr>
+        <w:t xml:space="preserve">FR-HR-080</w:t>
+      </w:r>
+      <w:r>
+        <w:t xml:space="preserve"> </w:t>
+      </w:r>
+      <w:r>
+        <w:t xml:space="preserve">- The system shall support a parallel or shadow payroll mode in which authorised users can compute a payroll run using live or imported comparison inputs without creating live GL postings, payment files, statutory submissions, or employee-visible payslips.</w:t>
+      </w:r>
+    </w:p>
+    <w:p>
+      <w:pPr>
+        <w:pStyle w:val="BodyText"/>
+      </w:pPr>
+      <w:r>
+        <w:rPr>
+          <w:b/>
+          <w:bCs/>
+        </w:rPr>
+        <w:t xml:space="preserve">FR-HR-081</w:t>
+      </w:r>
+      <w:r>
+        <w:t xml:space="preserve"> </w:t>
+      </w:r>
+      <w:r>
+        <w:t xml:space="preserve">- The system shall enforce segregation of duties for payroll release such that the user who computes a payroll run shall not be the final approver for the same run unless the tenant explicitly enables emergency override and records a reason with second-level approval.</w:t>
+      </w:r>
+    </w:p>
+    <w:p>
+      <w:pPr>
+        <w:pStyle w:val="BodyText"/>
+      </w:pPr>
+      <w:r>
+        <w:rPr>
+          <w:b/>
+          <w:bCs/>
+        </w:rPr>
+        <w:t xml:space="preserve">FR-HR-082</w:t>
+      </w:r>
+      <w:r>
+        <w:t xml:space="preserve"> </w:t>
+      </w:r>
+      <w:r>
+        <w:t xml:space="preserve">- The system shall support off-cycle and retro payroll runs, and each such run shall require a mandatory reason code, linked source event, affected employee scope, and separate approval record distinct from the regular payroll cycle.</w:t>
+      </w:r>
+    </w:p>
+    <w:p>
+      <w:pPr>
+        <w:pStyle w:val="BodyText"/>
+      </w:pPr>
+      <w:r>
+        <w:rPr>
+          <w:b/>
+          <w:bCs/>
+        </w:rPr>
+        <w:t xml:space="preserve">FR-HR-083</w:t>
+      </w:r>
+      <w:r>
+        <w:t xml:space="preserve"> </w:t>
+      </w:r>
+      <w:r>
+        <w:t xml:space="preserve">- When a payroll run is approved for release, the system shall present a release checklist showing validation-pack status, variance-review sign-off, approval chain completion, statutory readiness status, and disbursement-channel readiness; the run shall not move to</w:t>
+      </w:r>
+      <w:r>
+        <w:t xml:space="preserve"> </w:t>
+      </w:r>
+      <w:r>
+        <w:rPr>
+          <w:rStyle w:val="VerbatimChar"/>
+        </w:rPr>
+        <w:t xml:space="preserve">approved</w:t>
+      </w:r>
+      <w:r>
+        <w:t xml:space="preserve"> </w:t>
+      </w:r>
+      <w:r>
+        <w:t xml:space="preserve">until every mandatory checklist item is satisfied or formally waived by an authorised approver.</w:t>
+      </w:r>
+    </w:p>
+    <w:bookmarkEnd w:id="51"/>
+    <w:bookmarkStart w:id="55" w:name="payslips-and-salary-disbursement"/>
+    <w:p>
+      <w:pPr>
+        <w:pStyle w:val="Heading1"/>
+      </w:pPr>
+      <w:r>
         <w:t xml:space="preserve">Payslips and Salary Disbursement</w:t>
       </w:r>
     </w:p>
-    <w:bookmarkStart w:id="50" w:name="Xb99695e44cd26bc913b7944e1a4d6b3462f18ec"/>
+    <w:bookmarkStart w:id="52" w:name="Xb99695e44cd26bc913b7944e1a4d6b3462f18ec"/>
     <w:p>
       <w:pPr>
         <w:pStyle w:val="Heading2"/>
@@ -3315,8 +3790,8 @@
         <w:t xml:space="preserve">— The system shall store all generated payslip PDFs in the tenant's document storage and retain them for a minimum of 10 years; payslip records shall be non-deletable at the application layer.</w:t>
       </w:r>
     </w:p>
-    <w:bookmarkEnd w:id="50"/>
-    <w:bookmarkStart w:id="51" w:name="X017c83276ac9b188cd672c0ca4133e85c7c5084"/>
+    <w:bookmarkEnd w:id="52"/>
+    <w:bookmarkStart w:id="53" w:name="X017c83276ac9b188cd672c0ca4133e85c7c5084"/>
     <w:p>
       <w:pPr>
         <w:pStyle w:val="Heading2"/>
@@ -3385,8 +3860,8 @@
         <w:t xml:space="preserve">.</w:t>
       </w:r>
     </w:p>
-    <w:bookmarkEnd w:id="51"/>
-    <w:bookmarkStart w:id="52" w:name="X3fc8fdfeb3587dd0bd638c4215577222ca5497a"/>
+    <w:bookmarkEnd w:id="53"/>
+    <w:bookmarkStart w:id="54" w:name="X3fc8fdfeb3587dd0bd638c4215577222ca5497a"/>
     <w:p>
       <w:pPr>
         <w:pStyle w:val="Heading2"/>
@@ -3449,9 +3924,9 @@
         <w:t xml:space="preserve">— When a mobile money disbursement transaction fails for any employee, the system shall flag that employee's payment status as "Failed", log the API error message, and present a retry screen to the payroll administrator without requiring a full payroll re-run.</w:t>
       </w:r>
     </w:p>
-    <w:bookmarkEnd w:id="52"/>
-    <w:bookmarkEnd w:id="53"/>
-    <w:bookmarkStart w:id="57" w:name="loans-and-advances"/>
+    <w:bookmarkEnd w:id="54"/>
+    <w:bookmarkEnd w:id="55"/>
+    <w:bookmarkStart w:id="59" w:name="loans-and-advances"/>
     <w:p>
       <w:pPr>
         <w:pStyle w:val="Heading1"/>
@@ -3460,7 +3935,7 @@
         <w:t xml:space="preserve">Loans and Advances</w:t>
       </w:r>
     </w:p>
-    <w:bookmarkStart w:id="54" w:name="X90b6ea97e9da0f8a7d39bd175a3e1effc539135"/>
+    <w:bookmarkStart w:id="56" w:name="X90b6ea97e9da0f8a7d39bd175a3e1effc539135"/>
     <w:p>
       <w:pPr>
         <w:pStyle w:val="Heading2"/>
@@ -3772,8 +4247,8 @@
         <w:t xml:space="preserve">— Loan creation shall require approval from an HR manager or Finance manager (configurable); unapproved loan records shall not affect payroll computation.</w:t>
       </w:r>
     </w:p>
-    <w:bookmarkEnd w:id="54"/>
-    <w:bookmarkStart w:id="55" w:name="X92c462c4ded8b691a2da6ffbd063dda5df9ddfa"/>
+    <w:bookmarkEnd w:id="56"/>
+    <w:bookmarkStart w:id="57" w:name="X92c462c4ded8b691a2da6ffbd063dda5df9ddfa"/>
     <w:p>
       <w:pPr>
         <w:pStyle w:val="Heading2"/>
@@ -3836,8 +4311,8 @@
         <w:t xml:space="preserve">— The system shall provide a loan ledger per employee displaying: disbursement date, each instalment deducted (amount and pay period), outstanding principal balance, and projected payoff date.</w:t>
       </w:r>
     </w:p>
-    <w:bookmarkEnd w:id="55"/>
-    <w:bookmarkStart w:id="56" w:name="X802b8874a142f088b88d972ddfd5137fa0d1b44"/>
+    <w:bookmarkEnd w:id="57"/>
+    <w:bookmarkStart w:id="58" w:name="X802b8874a142f088b88d972ddfd5137fa0d1b44"/>
     <w:p>
       <w:pPr>
         <w:pStyle w:val="Heading2"/>
@@ -3864,9 +4339,9 @@
         <w:t xml:space="preserve">— When the outstanding loan balance reaches zero, the system shall automatically mark the loan as "Closed", remove the instalment from future payroll runs, and record the closure date in the loan ledger.</w:t>
       </w:r>
     </w:p>
-    <w:bookmarkEnd w:id="56"/>
-    <w:bookmarkEnd w:id="57"/>
-    <w:bookmarkStart w:id="61" w:name="exit-management"/>
+    <w:bookmarkEnd w:id="58"/>
+    <w:bookmarkEnd w:id="59"/>
+    <w:bookmarkStart w:id="63" w:name="exit-management"/>
     <w:p>
       <w:pPr>
         <w:pStyle w:val="Heading1"/>
@@ -3875,7 +4350,7 @@
         <w:t xml:space="preserve">Exit Management</w:t>
       </w:r>
     </w:p>
-    <w:bookmarkStart w:id="58" w:name="Xab3c75d7af44bf02caaa791fe15015b9fbea7b3"/>
+    <w:bookmarkStart w:id="60" w:name="Xab3c75d7af44bf02caaa791fe15015b9fbea7b3"/>
     <w:p>
       <w:pPr>
         <w:pStyle w:val="Heading2"/>
@@ -3920,8 +4395,8 @@
         <w:t xml:space="preserve">— When an exit is initiated, the system shall trigger a clearance checklist workflow requiring sign-off from: IT (equipment return), Finance (outstanding advances), Procurement (assets), and HR (final documents); the exit shall not be finalised until all clearance items are checked off.</w:t>
       </w:r>
     </w:p>
-    <w:bookmarkEnd w:id="58"/>
-    <w:bookmarkStart w:id="59" w:name="X6081a8c9ef2d83dbf9c3a1c9b749362c8bd4c3a"/>
+    <w:bookmarkEnd w:id="60"/>
+    <w:bookmarkStart w:id="61" w:name="X6081a8c9ef2d83dbf9c3a1c9b749362c8bd4c3a"/>
     <w:p>
       <w:pPr>
         <w:pStyle w:val="Heading2"/>
@@ -4625,8 +5100,8 @@
         <w:t xml:space="preserve">— The terminal benefits computation shall display each component, the applicable formula, the computed value, and the total gross terminal benefit; PAYE shall be applied to taxable components before the final net amount is posted to payroll.</w:t>
       </w:r>
     </w:p>
-    <w:bookmarkEnd w:id="59"/>
-    <w:bookmarkStart w:id="60" w:name="Xa5cea12660412d0f4377de63bbd5660868eb008"/>
+    <w:bookmarkEnd w:id="61"/>
+    <w:bookmarkStart w:id="62" w:name="Xa5cea12660412d0f4377de63bbd5660868eb008"/>
     <w:p>
       <w:pPr>
         <w:pStyle w:val="Heading2"/>
@@ -4671,9 +5146,9 @@
         <w:t xml:space="preserve">— The system shall prevent reassignment of an inactive employee's ID to a new employee for a minimum of 3 years after exit.</w:t>
       </w:r>
     </w:p>
-    <w:bookmarkEnd w:id="60"/>
-    <w:bookmarkEnd w:id="61"/>
-    <w:bookmarkStart w:id="66" w:name="employee-self-service-portal"/>
+    <w:bookmarkEnd w:id="62"/>
+    <w:bookmarkEnd w:id="63"/>
+    <w:bookmarkStart w:id="68" w:name="employee-self-service-portal"/>
     <w:p>
       <w:pPr>
         <w:pStyle w:val="Heading1"/>
@@ -4682,7 +5157,7 @@
         <w:t xml:space="preserve">Employee Self-Service Portal</w:t>
       </w:r>
     </w:p>
-    <w:bookmarkStart w:id="62" w:name="X7c2bf7ae8de6e1746f8f18cc86e9fd06acda3af"/>
+    <w:bookmarkStart w:id="64" w:name="X7c2bf7ae8de6e1746f8f18cc86e9fd06acda3af"/>
     <w:p>
       <w:pPr>
         <w:pStyle w:val="Heading2"/>
@@ -4727,8 +5202,8 @@
         <w:t xml:space="preserve">— The ESS portal shall display the employee's year-to-date (YTD) gross pay, total PAYE deducted, total NSSF contributions, and net pay for the current financial year.</w:t>
       </w:r>
     </w:p>
-    <w:bookmarkEnd w:id="62"/>
-    <w:bookmarkStart w:id="63" w:name="X82560d014cace00981af4659ae0578dd88188fe"/>
+    <w:bookmarkEnd w:id="64"/>
+    <w:bookmarkStart w:id="65" w:name="X82560d014cace00981af4659ae0578dd88188fe"/>
     <w:p>
       <w:pPr>
         <w:pStyle w:val="Heading2"/>
@@ -4773,8 +5248,8 @@
         <w:t xml:space="preserve">— The ESS portal shall display a 12-month leave calendar showing the employee's approved leave days, public holidays, and tentative (pending approval) requests.</w:t>
       </w:r>
     </w:p>
-    <w:bookmarkEnd w:id="63"/>
-    <w:bookmarkStart w:id="64" w:name="X4fcfb84458be5e397b57f60f52b86f9d90d414c"/>
+    <w:bookmarkEnd w:id="65"/>
+    <w:bookmarkStart w:id="66" w:name="X4fcfb84458be5e397b57f60f52b86f9d90d414c"/>
     <w:p>
       <w:pPr>
         <w:pStyle w:val="Heading2"/>
@@ -4819,8 +5294,8 @@
         <w:t xml:space="preserve">— The ESS mobile interface shall support clock-in and clock-out via the mobile application, with GPS capture as defined in FR-HR-021; the self-service attendance feature shall operate in offline mode and sync when connectivity is restored.</w:t>
       </w:r>
     </w:p>
-    <w:bookmarkEnd w:id="64"/>
-    <w:bookmarkStart w:id="65" w:name="X914767286554c98b3473ecc0ed5c49a2ff29b91"/>
+    <w:bookmarkEnd w:id="66"/>
+    <w:bookmarkStart w:id="67" w:name="X914767286554c98b3473ecc0ed5c49a2ff29b91"/>
     <w:p>
       <w:pPr>
         <w:pStyle w:val="Heading2"/>
@@ -4847,18 +5322,126 @@
         <w:t xml:space="preserve">— The ESS portal shall allow an employee to submit an update request for personal contact details (phone number, email, residential address, next-of-kin); the request shall not apply automatically but shall be routed to an HR administrator for review and approval.</w:t>
       </w:r>
     </w:p>
-    <w:bookmarkEnd w:id="65"/>
-    <w:bookmarkEnd w:id="66"/>
-    <w:bookmarkStart w:id="72" w:name="X868b1d12413783d9936531f22ee7a599cd4bbc1"/>
+    <w:bookmarkEnd w:id="67"/>
+    <w:bookmarkEnd w:id="68"/>
+    <w:bookmarkStart w:id="69" w:name="Xcb26f2bd5cbb3f65468d02a437af7952e5a8ca9"/>
     <w:p>
       <w:pPr>
         <w:pStyle w:val="Heading1"/>
       </w:pPr>
       <w:r>
+        <w:t xml:space="preserve">Manager Self-Service and Workforce Analytics</w:t>
+      </w:r>
+    </w:p>
+    <w:p>
+      <w:pPr>
+        <w:pStyle w:val="FirstParagraph"/>
+      </w:pPr>
+      <w:r>
+        <w:t xml:space="preserve">This section extends self-service from employee convenience into accountable manager operations and controlled workforce visibility.</w:t>
+      </w:r>
+    </w:p>
+    <w:p>
+      <w:pPr>
+        <w:pStyle w:val="BodyText"/>
+      </w:pPr>
+      <w:r>
+        <w:rPr>
+          <w:b/>
+          <w:bCs/>
+        </w:rPr>
+        <w:t xml:space="preserve">FR-HR-084</w:t>
+      </w:r>
+      <w:r>
+        <w:t xml:space="preserve"> </w:t>
+      </w:r>
+      <w:r>
+        <w:t xml:space="preserve">- The system shall provide a manager self-service dashboard that shows the manager's current direct and indirect reports, open approvals, employees on leave today, attendance exceptions awaiting review, probation decisions due, and position vacancies within the manager's scope.</w:t>
+      </w:r>
+    </w:p>
+    <w:p>
+      <w:pPr>
+        <w:pStyle w:val="BodyText"/>
+      </w:pPr>
+      <w:r>
+        <w:rPr>
+          <w:b/>
+          <w:bCs/>
+        </w:rPr>
+        <w:t xml:space="preserve">FR-HR-085</w:t>
+      </w:r>
+      <w:r>
+        <w:t xml:space="preserve"> </w:t>
+      </w:r>
+      <w:r>
+        <w:t xml:space="preserve">- The manager self-service dashboard shall allow an authorised manager to approve or reject leave requests, attendance adjustments, and probation decisions, and to initiate position-linked workforce change requests without requiring HR to re-key the transaction.</w:t>
+      </w:r>
+    </w:p>
+    <w:p>
+      <w:pPr>
+        <w:pStyle w:val="BodyText"/>
+      </w:pPr>
+      <w:r>
+        <w:rPr>
+          <w:b/>
+          <w:bCs/>
+        </w:rPr>
+        <w:t xml:space="preserve">FR-HR-086</w:t>
+      </w:r>
+      <w:r>
+        <w:t xml:space="preserve"> </w:t>
+      </w:r>
+      <w:r>
+        <w:t xml:space="preserve">- The system shall provide workforce analytics dashboards showing at minimum headcount by branch and department, overtime totals, absenteeism rate, leave utilisation, payroll run variance summary, and employee turnover trend for a user-authorised scope and date range.</w:t>
+      </w:r>
+    </w:p>
+    <w:p>
+      <w:pPr>
+        <w:pStyle w:val="BodyText"/>
+      </w:pPr>
+      <w:r>
+        <w:rPr>
+          <w:b/>
+          <w:bCs/>
+        </w:rPr>
+        <w:t xml:space="preserve">FR-HR-087</w:t>
+      </w:r>
+      <w:r>
+        <w:t xml:space="preserve"> </w:t>
+      </w:r>
+      <w:r>
+        <w:t xml:space="preserve">- When a user exports employee data containing salary, national ID, TIN, bank details, medical notes, or disciplinary notes, the system shall require a stated business reason, record the exported fields, destination format, and acting user, and enforce field-level masking for users lacking the required permission.</w:t>
+      </w:r>
+    </w:p>
+    <w:p>
+      <w:pPr>
+        <w:pStyle w:val="BodyText"/>
+      </w:pPr>
+      <w:r>
+        <w:rPr>
+          <w:b/>
+          <w:bCs/>
+        </w:rPr>
+        <w:t xml:space="preserve">FR-HR-088</w:t>
+      </w:r>
+      <w:r>
+        <w:t xml:space="preserve"> </w:t>
+      </w:r>
+      <w:r>
+        <w:t xml:space="preserve">- The system shall preserve and display a chronological change timeline for each employee showing effective-dated employment changes, approvals, leave events, payroll-status changes, and self-service update requests, with each event linked to its originating workflow or document reference.</w:t>
+      </w:r>
+    </w:p>
+    <w:bookmarkEnd w:id="69"/>
+    <w:bookmarkStart w:id="76" w:name="X868b1d12413783d9936531f22ee7a599cd4bbc1"/>
+    <w:p>
+      <w:pPr>
+        <w:pStyle w:val="Heading1"/>
+      </w:pPr>
+      <w:r>
         <w:t xml:space="preserve">Non-Functional Requirements — HR and Payroll</w:t>
       </w:r>
     </w:p>
-    <w:bookmarkStart w:id="67" w:name="X469ef022fd425c7de6bea09622f04847be93d45"/>
+    <w:bookmarkStart w:id="70" w:name="X469ef022fd425c7de6bea09622f04847be93d45"/>
     <w:p>
       <w:pPr>
         <w:pStyle w:val="Heading2"/>
@@ -4921,8 +5504,8 @@
         <w:t xml:space="preserve">— The attendance monthly summary report for a department of ≤ 200 employees shall render within 3 seconds.</w:t>
       </w:r>
     </w:p>
-    <w:bookmarkEnd w:id="67"/>
-    <w:bookmarkStart w:id="68" w:name="X78e97e77eeac92da0d69367110a83ec373127f3"/>
+    <w:bookmarkEnd w:id="70"/>
+    <w:bookmarkStart w:id="71" w:name="X78e97e77eeac92da0d69367110a83ec373127f3"/>
     <w:p>
       <w:pPr>
         <w:pStyle w:val="Heading2"/>
@@ -4967,8 +5550,8 @@
         <w:t xml:space="preserve">— The HR and Payroll module shall maintain 99.5% uptime measured monthly, excluding scheduled maintenance windows announced ≥ 24 hours in advance.</w:t>
       </w:r>
     </w:p>
-    <w:bookmarkEnd w:id="68"/>
-    <w:bookmarkStart w:id="69" w:name="X6d7f7e5e2dc68169266f452fadf57fd71487dd5"/>
+    <w:bookmarkEnd w:id="71"/>
+    <w:bookmarkStart w:id="72" w:name="X6d7f7e5e2dc68169266f452fadf57fd71487dd5"/>
     <w:p>
       <w:pPr>
         <w:pStyle w:val="Heading2"/>
@@ -5058,8 +5641,8 @@
         <w:t xml:space="preserve">.</w:t>
       </w:r>
     </w:p>
-    <w:bookmarkEnd w:id="69"/>
-    <w:bookmarkStart w:id="70" w:name="Xdbe528b8f76af2d403815d34e5510ffbba08aa7"/>
+    <w:bookmarkEnd w:id="72"/>
+    <w:bookmarkStart w:id="73" w:name="Xdbe528b8f76af2d403815d34e5510ffbba08aa7"/>
     <w:p>
       <w:pPr>
         <w:pStyle w:val="Heading2"/>
@@ -5104,8 +5687,8 @@
         <w:t xml:space="preserve">— All employee data changes, leave approvals, and payroll approvals shall generate audit log records with old value, new value, acting user, and timestamp; these records shall be retained for 10 years.</w:t>
       </w:r>
     </w:p>
-    <w:bookmarkEnd w:id="70"/>
-    <w:bookmarkStart w:id="71" w:name="Xb2bff511b1e4e9e68619a9aed96f448c3d7f0d9"/>
+    <w:bookmarkEnd w:id="73"/>
+    <w:bookmarkStart w:id="74" w:name="Xb2bff511b1e4e9e68619a9aed96f448c3d7f0d9"/>
     <w:p>
       <w:pPr>
         <w:pStyle w:val="Heading2"/>
@@ -5132,9 +5715,91 @@
         <w:t xml:space="preserve">— The system shall surface a compliance dashboard showing: PAYE e-return status (submitted/pending) per period, NSSF schedule status per period, and any outstanding statutory obligations; overdue items shall be flagged with a visual alert.</w:t>
       </w:r>
     </w:p>
-    <w:bookmarkEnd w:id="71"/>
-    <w:bookmarkEnd w:id="72"/>
-    <w:bookmarkStart w:id="76" w:name="traceability-matrix--hr-and-payroll"/>
+    <w:bookmarkEnd w:id="74"/>
+    <w:bookmarkStart w:id="75" w:name="Xfd8e1967ba7697eb8ec34a262c0ce6fefd9766a"/>
+    <w:p>
+      <w:pPr>
+        <w:pStyle w:val="Heading2"/>
+      </w:pPr>
+      <w:r>
+        <w:t xml:space="preserve">11.6 Governance and Operability</w:t>
+      </w:r>
+    </w:p>
+    <w:p>
+      <w:pPr>
+        <w:pStyle w:val="FirstParagraph"/>
+      </w:pPr>
+      <w:r>
+        <w:rPr>
+          <w:b/>
+          <w:bCs/>
+        </w:rPr>
+        <w:t xml:space="preserve">NFR-HR-012</w:t>
+      </w:r>
+      <w:r>
+        <w:t xml:space="preserve"> </w:t>
+      </w:r>
+      <w:r>
+        <w:t xml:space="preserve">— For a payroll run covering &lt;= 500 active employees, the payroll validation pack defined in FR-HR-078 shall generate within 30 seconds at P95 under normal database load.</w:t>
+      </w:r>
+    </w:p>
+    <w:p>
+      <w:pPr>
+        <w:pStyle w:val="BodyText"/>
+      </w:pPr>
+      <w:r>
+        <w:rPr>
+          <w:b/>
+          <w:bCs/>
+        </w:rPr>
+        <w:t xml:space="preserve">NFR-HR-013</w:t>
+      </w:r>
+      <w:r>
+        <w:t xml:space="preserve"> </w:t>
+      </w:r>
+      <w:r>
+        <w:t xml:space="preserve">— The manager self-service dashboard defined in FR-HR-084 shall render within 2 seconds at P95 for a manager with &lt;= 100 scoped employees.</w:t>
+      </w:r>
+    </w:p>
+    <w:p>
+      <w:pPr>
+        <w:pStyle w:val="BodyText"/>
+      </w:pPr>
+      <w:r>
+        <w:rPr>
+          <w:b/>
+          <w:bCs/>
+        </w:rPr>
+        <w:t xml:space="preserve">NFR-HR-014</w:t>
+      </w:r>
+      <w:r>
+        <w:t xml:space="preserve"> </w:t>
+      </w:r>
+      <w:r>
+        <w:t xml:space="preserve">— A payroll run executed in shadow mode per FR-HR-080 shall not create live GL postings, disbursement files, statutory submission payloads, or employee-visible payslip artifacts under any execution path, including retries and failed runs.</w:t>
+      </w:r>
+    </w:p>
+    <w:p>
+      <w:pPr>
+        <w:pStyle w:val="BodyText"/>
+      </w:pPr>
+      <w:r>
+        <w:rPr>
+          <w:b/>
+          <w:bCs/>
+        </w:rPr>
+        <w:t xml:space="preserve">NFR-HR-015</w:t>
+      </w:r>
+      <w:r>
+        <w:t xml:space="preserve"> </w:t>
+      </w:r>
+      <w:r>
+        <w:t xml:space="preserve">— Every employee-data export containing any field classified as sensitive shall generate an immutable export-log record within 1 second of export completion, including acting user, UTC timestamp, field set, row count, and stated business reason.</w:t>
+      </w:r>
+    </w:p>
+    <w:bookmarkEnd w:id="75"/>
+    <w:bookmarkEnd w:id="76"/>
+    <w:bookmarkStart w:id="80" w:name="traceability-matrix--hr-and-payroll"/>
     <w:p>
       <w:pPr>
         <w:pStyle w:val="Heading1"/>
@@ -5143,7 +5808,7 @@
         <w:t xml:space="preserve">Traceability Matrix — HR and Payroll</w:t>
       </w:r>
     </w:p>
-    <w:bookmarkStart w:id="73" w:name="X9c8da893ad89c76e8bdbf251209d0e80e42dbfb"/>
+    <w:bookmarkStart w:id="77" w:name="X9c8da893ad89c76e8bdbf251209d0e80e42dbfb"/>
     <w:p>
       <w:pPr>
         <w:pStyle w:val="Heading2"/>
@@ -5516,9 +6181,114 @@
           </w:p>
         </w:tc>
       </w:tr>
+      <w:tr>
+        <w:tc>
+          <w:tcPr/>
+          <w:p>
+            <w:pPr>
+              <w:pStyle w:val="Compact"/>
+            </w:pPr>
+            <w:r>
+              <w:t xml:space="preserve">FR-HR-070–076</w:t>
+            </w:r>
+          </w:p>
+        </w:tc>
+        <w:tc>
+          <w:tcPr/>
+          <w:p>
+            <w:pPr>
+              <w:pStyle w:val="Compact"/>
+            </w:pPr>
+            <w:r>
+              <w:t xml:space="preserve">Position and workforce governance</w:t>
+            </w:r>
+          </w:p>
+        </w:tc>
+        <w:tc>
+          <w:tcPr/>
+          <w:p>
+            <w:pPr>
+              <w:pStyle w:val="Compact"/>
+            </w:pPr>
+            <w:r>
+              <w:t xml:space="preserve">BG-005, BG-004</w:t>
+            </w:r>
+          </w:p>
+        </w:tc>
+      </w:tr>
+      <w:tr>
+        <w:tc>
+          <w:tcPr/>
+          <w:p>
+            <w:pPr>
+              <w:pStyle w:val="Compact"/>
+            </w:pPr>
+            <w:r>
+              <w:t xml:space="preserve">FR-HR-077–083</w:t>
+            </w:r>
+          </w:p>
+        </w:tc>
+        <w:tc>
+          <w:tcPr/>
+          <w:p>
+            <w:pPr>
+              <w:pStyle w:val="Compact"/>
+            </w:pPr>
+            <w:r>
+              <w:t xml:space="preserve">Payroll governance and controls</w:t>
+            </w:r>
+          </w:p>
+        </w:tc>
+        <w:tc>
+          <w:tcPr/>
+          <w:p>
+            <w:pPr>
+              <w:pStyle w:val="Compact"/>
+            </w:pPr>
+            <w:r>
+              <w:t xml:space="preserve">BG-006, BG-001, BG-002</w:t>
+            </w:r>
+          </w:p>
+        </w:tc>
+      </w:tr>
+      <w:tr>
+        <w:tc>
+          <w:tcPr/>
+          <w:p>
+            <w:pPr>
+              <w:pStyle w:val="Compact"/>
+            </w:pPr>
+            <w:r>
+              <w:t xml:space="preserve">FR-HR-084–088</w:t>
+            </w:r>
+          </w:p>
+        </w:tc>
+        <w:tc>
+          <w:tcPr/>
+          <w:p>
+            <w:pPr>
+              <w:pStyle w:val="Compact"/>
+            </w:pPr>
+            <w:r>
+              <w:t xml:space="preserve">Manager self-service and workforce analytics</w:t>
+            </w:r>
+          </w:p>
+        </w:tc>
+        <w:tc>
+          <w:tcPr/>
+          <w:p>
+            <w:pPr>
+              <w:pStyle w:val="Compact"/>
+            </w:pPr>
+            <w:r>
+              <w:t xml:space="preserve">BG-003, BG-005, BG-006</w:t>
+            </w:r>
+          </w:p>
+        </w:tc>
+      </w:tr>
     </w:tbl>
-    <w:bookmarkEnd w:id="73"/>
-    <w:bookmarkStart w:id="74" w:name="Xa04661cb8e3d26851afadcc3520d3044f5a9fab"/>
+    <w:bookmarkEnd w:id="77"/>
+    <w:bookmarkStart w:id="78" w:name="Xa04661cb8e3d26851afadcc3520d3044f5a9fab"/>
     <w:p>
       <w:pPr>
         <w:pStyle w:val="Heading2"/>
@@ -5717,8 +6487,8 @@
         </w:tc>
       </w:tr>
     </w:tbl>
-    <w:bookmarkEnd w:id="74"/>
-    <w:bookmarkStart w:id="75" w:name="X264314d1b3a29559c5c154710762c9d824e29e7"/>
+    <w:bookmarkEnd w:id="78"/>
+    <w:bookmarkStart w:id="79" w:name="X264314d1b3a29559c5c154710762c9d824e29e7"/>
     <w:p>
       <w:pPr>
         <w:pStyle w:val="Heading2"/>
@@ -5775,8 +6545,32 @@
         <w:t xml:space="preserve">NFR-HR-006 (AES-256 encryption) must be validated in a penetration test confirming no plain-text salary data is retrievable via API without correct permissions.</w:t>
       </w:r>
     </w:p>
-    <w:bookmarkEnd w:id="75"/>
-    <w:bookmarkEnd w:id="76"/>
+    <w:p>
+      <w:pPr>
+        <w:pStyle w:val="Compact"/>
+        <w:numPr>
+          <w:ilvl w:val="0"/>
+          <w:numId w:val="1005"/>
+        </w:numPr>
+      </w:pPr>
+      <w:r>
+        <w:t xml:space="preserve">FR-HR-080 (shadow payroll mode) must be verified by computing a full shadow run and proving that no GL journals, employee payslips, or payment files are created.</w:t>
+      </w:r>
+    </w:p>
+    <w:p>
+      <w:pPr>
+        <w:pStyle w:val="Compact"/>
+        <w:numPr>
+          <w:ilvl w:val="0"/>
+          <w:numId w:val="1005"/>
+        </w:numPr>
+      </w:pPr>
+      <w:r>
+        <w:t xml:space="preserve">FR-HR-081 (segregation of duties) must be verified with at least 2 roles: payroll preparer and payroll approver, including the emergency-override path.</w:t>
+      </w:r>
+    </w:p>
+    <w:bookmarkEnd w:id="79"/>
+    <w:bookmarkEnd w:id="80"/>
     <w:sectPr>
       <w:footerReference r:id="rId9" w:type="default"/>
       <w:headerReference r:id="rId10" w:type="default"/>
